--- a/ToyShopERP_Execution_Summary.docx
+++ b/ToyShopERP_Execution_Summary.docx
@@ -207,7 +207,7 @@
                 <w:b w:val="false"/>
                 <w:bCs w:val="false"/>
               </w:rPr>
-              <w:t xml:space="preserve">11</w:t>
+              <w:t xml:space="preserve">14</w:t>
             </w:r>
           </w:p>
         </w:tc>
@@ -249,7 +249,7 @@
                 <w:b w:val="false"/>
                 <w:bCs w:val="false"/>
               </w:rPr>
-              <w:t xml:space="preserve">3</w:t>
+              <w:t xml:space="preserve">0</w:t>
             </w:r>
           </w:p>
         </w:tc>
@@ -291,7 +291,7 @@
                 <w:b w:val="false"/>
                 <w:bCs w:val="false"/>
               </w:rPr>
-              <w:t xml:space="preserve">79%</w:t>
+              <w:t xml:space="preserve">100%</w:t>
             </w:r>
           </w:p>
         </w:tc>
@@ -492,7 +492,7 @@
                 <w:b w:val="false"/>
                 <w:bCs w:val="false"/>
               </w:rPr>
-              <w:t xml:space="preserve">Fail</w:t>
+              <w:t xml:space="preserve">Pass</w:t>
             </w:r>
           </w:p>
         </w:tc>
@@ -574,7 +574,7 @@
                 <w:b w:val="false"/>
                 <w:bCs w:val="false"/>
               </w:rPr>
-              <w:t xml:space="preserve">Fail</w:t>
+              <w:t xml:space="preserve">Pass</w:t>
             </w:r>
           </w:p>
         </w:tc>
@@ -738,7 +738,7 @@
                 <w:b w:val="false"/>
                 <w:bCs w:val="false"/>
               </w:rPr>
-              <w:t xml:space="preserve">Fail</w:t>
+              <w:t xml:space="preserve">Pass</w:t>
             </w:r>
           </w:p>
         </w:tc>
